--- a/idp-local/IDP_Local_Installation_Guide.docx
+++ b/idp-local/IDP_Local_Installation_Guide.docx
@@ -5769,7 +5769,23 @@
           <w:sz w:val="19"/>
           <w:szCs w:val="19"/>
         </w:rPr>
-        <w:t xml:space="preserve">svc-alpha and svc-beta lint + test (parallel)</w:t>
+        <w:t xml:space="preserve">svc-alpha and svc-beta lint + test</w:t>
+      </w:r>
+      <w:ins w:id="201" w:author="Claude" w:date="2026-05-06T00:00:00Z">
+        <w:r>
+          <w:rPr>
+            <w:sz w:val="19"/>
+            <w:szCs w:val="19"/>
+          </w:rPr>
+          <w:t xml:space="preserve"> + dependency audit</w:t>
+        </w:r>
+      </w:ins>
+      <w:r>
+        <w:rPr>
+          <w:sz w:val="19"/>
+          <w:szCs w:val="19"/>
+        </w:rPr>
+        <w:t xml:space="preserve"> (parallel)</w:t>
       </w:r>
     </w:p>
     <w:p>
@@ -5786,7 +5802,32 @@
           <w:sz w:val="19"/>
           <w:szCs w:val="19"/>
         </w:rPr>
-        <w:t xml:space="preserve">Docker build smoke test for all four images</w:t>
+        <w:t xml:space="preserve">Docker build</w:t>
+      </w:r>
+      <w:del w:id="202" w:author="Claude" w:date="2026-05-06T00:00:00Z">
+        <w:r>
+          <w:rPr>
+            <w:sz w:val="19"/>
+            <w:szCs w:val="19"/>
+          </w:rPr>
+          <w:delText xml:space="preserve"> smoke test</w:delText>
+        </w:r>
+      </w:del>
+      <w:ins w:id="203" w:author="Claude" w:date="2026-05-06T00:00:00Z">
+        <w:r>
+          <w:rPr>
+            <w:sz w:val="19"/>
+            <w:szCs w:val="19"/>
+          </w:rPr>
+          <w:t xml:space="preserve"> + Trivy container scan</w:t>
+        </w:r>
+      </w:ins>
+      <w:r>
+        <w:rPr>
+          <w:sz w:val="19"/>
+          <w:szCs w:val="19"/>
+        </w:rPr>
+        <w:t xml:space="preserve"> for all four images</w:t>
       </w:r>
     </w:p>
     <w:p>
@@ -5839,6 +5880,158 @@
         </w:rPr>
         <w:t xml:space="preserve">YAML lint for manifest files</w:t>
       </w:r>
+    </w:p>
+    <w:p>
+      <w:pPr>
+        <w:pStyle w:val="ListParagraph"/>
+        <w:numPr>
+          <w:ilvl w:val="0"/>
+          <w:numId w:val="1"/>
+        </w:numPr>
+        <w:spacing w:after="60"/>
+        <w:rPr>
+          <w:ins w:id="204" w:author="Claude" w:date="2026-05-06T00:00:00Z"/>
+        </w:rPr>
+      </w:pPr>
+      <w:ins w:id="205" w:author="Claude" w:date="2026-05-06T00:00:00Z">
+        <w:r>
+          <w:rPr>
+            <w:sz w:val="19"/>
+            <w:szCs w:val="19"/>
+          </w:rPr>
+          <w:t xml:space="preserve">Production deployment gate — requires manual reviewer approval via the GitHub Environment "production" before a push to main is considered deployment-ready (push to main only)</w:t>
+        </w:r>
+      </w:ins>
+    </w:p>
+    <w:p>
+      <w:pPr>
+        <w:pStyle w:val="Heading2"/>
+        <w:spacing w:after="80" w:before="240"/>
+        <w:rPr>
+          <w:ins w:id="206" w:author="Claude" w:date="2026-05-06T00:00:00Z"/>
+          <w:b/>
+          <w:bCs/>
+          <w:color w:val="2F5496"/>
+          <w:sz w:val="26"/>
+          <w:szCs w:val="26"/>
+        </w:rPr>
+      </w:pPr>
+      <w:ins w:id="207" w:author="Claude" w:date="2026-05-06T00:00:00Z">
+        <w:r>
+          <w:rPr>
+            <w:b/>
+            <w:bCs/>
+            <w:color w:val="2F5496"/>
+            <w:sz w:val="26"/>
+            <w:szCs w:val="26"/>
+          </w:rPr>
+          <w:t xml:space="preserve">7.6 GitHub Environment Setup (one-time, required for deploy-gate)</w:t>
+        </w:r>
+      </w:ins>
+    </w:p>
+    <w:p>
+      <w:pPr>
+        <w:spacing w:after="100"/>
+        <w:rPr>
+          <w:ins w:id="208" w:author="Claude" w:date="2026-05-06T00:00:00Z"/>
+          <w:sz w:val="19"/>
+          <w:szCs w:val="19"/>
+        </w:rPr>
+      </w:pPr>
+      <w:ins w:id="209" w:author="Claude" w:date="2026-05-06T00:00:00Z">
+        <w:r>
+          <w:rPr>
+            <w:sz w:val="19"/>
+            <w:szCs w:val="19"/>
+          </w:rPr>
+          <w:t xml:space="preserve">The deploy-gate CI job pauses on every push to main and waits for a designated reviewer to approve. This requires a GitHub Environment named "production" with at least one required reviewer. To set it up:</w:t>
+        </w:r>
+      </w:ins>
+    </w:p>
+    <w:p>
+      <w:pPr>
+        <w:pStyle w:val="ListParagraph"/>
+        <w:numPr>
+          <w:ilvl w:val="0"/>
+          <w:numId w:val="2"/>
+        </w:numPr>
+        <w:spacing w:after="60"/>
+        <w:rPr>
+          <w:ins w:id="210" w:author="Claude" w:date="2026-05-06T00:00:00Z"/>
+        </w:rPr>
+      </w:pPr>
+      <w:ins w:id="211" w:author="Claude" w:date="2026-05-06T00:00:00Z">
+        <w:r>
+          <w:rPr>
+            <w:sz w:val="19"/>
+            <w:szCs w:val="19"/>
+          </w:rPr>
+          <w:t xml:space="preserve">Open the repository on GitHub → Settings → Environments → New environment</w:t>
+        </w:r>
+      </w:ins>
+    </w:p>
+    <w:p>
+      <w:pPr>
+        <w:pStyle w:val="ListParagraph"/>
+        <w:numPr>
+          <w:ilvl w:val="0"/>
+          <w:numId w:val="2"/>
+        </w:numPr>
+        <w:spacing w:after="60"/>
+        <w:rPr>
+          <w:ins w:id="212" w:author="Claude" w:date="2026-05-06T00:00:00Z"/>
+        </w:rPr>
+      </w:pPr>
+      <w:ins w:id="213" w:author="Claude" w:date="2026-05-06T00:00:00Z">
+        <w:r>
+          <w:rPr>
+            <w:sz w:val="19"/>
+            <w:szCs w:val="19"/>
+          </w:rPr>
+          <w:t xml:space="preserve">Name it production (exact spelling — the CI workflow references this name)</w:t>
+        </w:r>
+      </w:ins>
+    </w:p>
+    <w:p>
+      <w:pPr>
+        <w:pStyle w:val="ListParagraph"/>
+        <w:numPr>
+          <w:ilvl w:val="0"/>
+          <w:numId w:val="2"/>
+        </w:numPr>
+        <w:spacing w:after="60"/>
+        <w:rPr>
+          <w:ins w:id="214" w:author="Claude" w:date="2026-05-06T00:00:00Z"/>
+        </w:rPr>
+      </w:pPr>
+      <w:ins w:id="215" w:author="Claude" w:date="2026-05-06T00:00:00Z">
+        <w:r>
+          <w:rPr>
+            <w:sz w:val="19"/>
+            <w:szCs w:val="19"/>
+          </w:rPr>
+          <w:t xml:space="preserve">Under "Required reviewers", add at least one GitHub user or team, then click "Save protection rules"</w:t>
+        </w:r>
+      </w:ins>
+    </w:p>
+    <w:p>
+      <w:pPr>
+        <w:spacing w:after="100"/>
+        <w:rPr>
+          <w:ins w:id="216" w:author="Claude" w:date="2026-05-06T00:00:00Z"/>
+          <w:sz w:val="19"/>
+          <w:szCs w:val="19"/>
+        </w:rPr>
+      </w:pPr>
+      <w:ins w:id="217" w:author="Claude" w:date="2026-05-06T00:00:00Z">
+        <w:r>
+          <w:rPr>
+            <w:sz w:val="19"/>
+            <w:szCs w:val="19"/>
+          </w:rPr>
+          <w:t xml:space="preserve">After setup, every push to main triggers a "Production deployment gate" approval request. The reviewer identity, approval timestamp, and commit SHA are permanently stored in the GitHub Actions run log — constituting SOC2 CC8.2 change approval evidence.</w:t>
+        </w:r>
+      </w:ins>
     </w:p>
     <w:p>
       <w:pPr>
